--- a/downloads/sections/t04-l03-list-penetration-and-vertical-dialing-sources.docx
+++ b/downloads/sections/t04-l03-list-penetration-and-vertical-dialing-sources.docx
@@ -24,7 +24,7 @@
     </w:p>
     <w:p>
       <w:r>
-        <w:t>confirm. The documentation portal has a vertical-dialing chapter. This lesson follows the community article's definitions because that page returned readable text. Confirm the portal chapter in your own admin guide.. last checked 2026-10.</w:t>
+        <w:t>confirm. The documentation portal has a vertical-dialing chapter. This lesson follows the community article's definitions because that page returned readable text. Confirm the portal chapter in your own admin guide. last checked 2026-10.</w:t>
       </w:r>
     </w:p>
   </w:body>
